--- a/design/planning-templates/fill-in-tables/Sales Flowchart.docx
+++ b/design/planning-templates/fill-in-tables/Sales Flowchart.docx
@@ -1512,7 +1512,7 @@
                 <w:szCs w:val="24"/>
                 <w:rtl w:val="0"/>
               </w:rPr>
-              <w:t xml:space="preserve">testing 1</w:t>
+              <w:t xml:space="preserve"/>
             </w:r>
             <w:r>
               <w:rPr>
@@ -1555,7 +1555,7 @@
                 <w:szCs w:val="24"/>
                 <w:rtl w:val="0"/>
               </w:rPr>
-              <w:t xml:space="preserve">testing 2</w:t>
+              <w:t xml:space="preserve"/>
             </w:r>
             <w:r>
               <w:rPr>
@@ -1598,7 +1598,7 @@
                 <w:szCs w:val="24"/>
                 <w:rtl w:val="0"/>
               </w:rPr>
-              <w:t xml:space="preserve">testing 3</w:t>
+              <w:t xml:space="preserve"/>
             </w:r>
             <w:r>
               <w:rPr>
